--- a/sem1/Annexe1-_fichiers_Texte_en_memoire_interne.docx
+++ b/sem1/Annexe1-_fichiers_Texte_en_memoire_interne.docx
@@ -17,8 +17,13 @@
         <w:t xml:space="preserve">– </w:t>
       </w:r>
       <w:r>
-        <w:t>Exercice récapitulatif Intents</w:t>
-      </w:r>
+        <w:t xml:space="preserve">Exercice récapitulatif </w:t>
+      </w:r>
+      <w:proofErr w:type="spellStart"/>
+      <w:r>
+        <w:t>Intents</w:t>
+      </w:r>
+      <w:proofErr w:type="spellEnd"/>
       <w:r>
         <w:t xml:space="preserve"> </w:t>
       </w:r>
@@ -32,8 +37,13 @@
         <w:t xml:space="preserve"> </w:t>
       </w:r>
       <w:r>
-        <w:t>/ utilisation du langage Kotlin</w:t>
-      </w:r>
+        <w:t xml:space="preserve">/ utilisation du langage </w:t>
+      </w:r>
+      <w:proofErr w:type="spellStart"/>
+      <w:r>
+        <w:t>Kotlin</w:t>
+      </w:r>
+      <w:proofErr w:type="spellEnd"/>
     </w:p>
     <w:p>
       <w:r>
@@ -171,7 +181,58 @@
           <w:sz w:val="22"/>
           <w:szCs w:val="20"/>
         </w:rPr>
-        <w:t xml:space="preserve">Pour créer un nouveau projet avec un activité initiale, choisir «  Empty Views Activity » : </w:t>
+        <w:t xml:space="preserve">Pour créer un nouveau projet avec un activité initiale, choisir </w:t>
+      </w:r>
+      <w:proofErr w:type="gramStart"/>
+      <w:r>
+        <w:rPr>
+          <w:b/>
+          <w:bCs/>
+          <w:sz w:val="22"/>
+          <w:szCs w:val="20"/>
+        </w:rPr>
+        <w:t xml:space="preserve">«  </w:t>
+      </w:r>
+      <w:proofErr w:type="spellStart"/>
+      <w:r>
+        <w:rPr>
+          <w:b/>
+          <w:bCs/>
+          <w:sz w:val="22"/>
+          <w:szCs w:val="20"/>
+        </w:rPr>
+        <w:t>Empty</w:t>
+      </w:r>
+      <w:proofErr w:type="spellEnd"/>
+      <w:proofErr w:type="gramEnd"/>
+      <w:r>
+        <w:rPr>
+          <w:b/>
+          <w:bCs/>
+          <w:sz w:val="22"/>
+          <w:szCs w:val="20"/>
+        </w:rPr>
+        <w:t xml:space="preserve"> </w:t>
+      </w:r>
+      <w:proofErr w:type="spellStart"/>
+      <w:r>
+        <w:rPr>
+          <w:b/>
+          <w:bCs/>
+          <w:sz w:val="22"/>
+          <w:szCs w:val="20"/>
+        </w:rPr>
+        <w:t>Views</w:t>
+      </w:r>
+      <w:proofErr w:type="spellEnd"/>
+      <w:r>
+        <w:rPr>
+          <w:b/>
+          <w:bCs/>
+          <w:sz w:val="22"/>
+          <w:szCs w:val="20"/>
+        </w:rPr>
+        <w:t xml:space="preserve"> Activity » : </w:t>
       </w:r>
       <w:r>
         <w:rPr>
@@ -249,8 +310,13 @@
         <w:pStyle w:val="C54"/>
       </w:pPr>
       <w:r>
-        <w:t>Langage Kotlin</w:t>
-      </w:r>
+        <w:t xml:space="preserve">Langage </w:t>
+      </w:r>
+      <w:proofErr w:type="spellStart"/>
+      <w:r>
+        <w:t>Kotlin</w:t>
+      </w:r>
+      <w:proofErr w:type="spellEnd"/>
     </w:p>
     <w:p>
       <w:pPr>
@@ -492,8 +558,9 @@
           <w:sz w:val="26"/>
           <w:szCs w:val="26"/>
         </w:rPr>
-        <w:t xml:space="preserve"> ( API 28 )</w:t>
-      </w:r>
+        <w:t xml:space="preserve"> </w:t>
+      </w:r>
+      <w:proofErr w:type="gramStart"/>
       <w:r>
         <w:rPr>
           <w:rFonts w:cstheme="minorHAnsi"/>
@@ -501,32 +568,81 @@
           <w:sz w:val="26"/>
           <w:szCs w:val="26"/>
         </w:rPr>
-        <w:t xml:space="preserve"> comprenant 3 Activités </w:t>
-      </w:r>
-      <w:r>
-        <w:rPr>
+        <w:t>( API</w:t>
+      </w:r>
+      <w:proofErr w:type="gramEnd"/>
+      <w:r>
+        <w:rPr>
+          <w:rFonts w:cstheme="minorHAnsi"/>
           <w:b/>
           <w:sz w:val="26"/>
           <w:szCs w:val="26"/>
         </w:rPr>
-        <w:t xml:space="preserve">permettant </w:t>
-      </w:r>
-      <w:r>
-        <w:rPr>
+        <w:t xml:space="preserve"> </w:t>
+      </w:r>
+      <w:proofErr w:type="gramStart"/>
+      <w:r>
+        <w:rPr>
+          <w:rFonts w:cstheme="minorHAnsi"/>
           <w:b/>
           <w:sz w:val="26"/>
           <w:szCs w:val="26"/>
         </w:rPr>
-        <w:t>de gérer nos tâches à faire en se gardant des mémos</w:t>
-      </w:r>
-      <w:r>
-        <w:rPr>
+        <w:t>28 )</w:t>
+      </w:r>
+      <w:proofErr w:type="gramEnd"/>
+      <w:r>
+        <w:rPr>
+          <w:rFonts w:cstheme="minorHAnsi"/>
           <w:b/>
           <w:sz w:val="26"/>
           <w:szCs w:val="26"/>
         </w:rPr>
-        <w:t xml:space="preserve"> en utilisant Kotlin </w:t>
-      </w:r>
+        <w:t xml:space="preserve"> comprenant 3 Activités </w:t>
+      </w:r>
+      <w:r>
+        <w:rPr>
+          <w:b/>
+          <w:sz w:val="26"/>
+          <w:szCs w:val="26"/>
+        </w:rPr>
+        <w:t xml:space="preserve">permettant </w:t>
+      </w:r>
+      <w:r>
+        <w:rPr>
+          <w:b/>
+          <w:sz w:val="26"/>
+          <w:szCs w:val="26"/>
+        </w:rPr>
+        <w:t>de gérer nos tâches à faire en se gardant des mémos</w:t>
+      </w:r>
+      <w:r>
+        <w:rPr>
+          <w:b/>
+          <w:sz w:val="26"/>
+          <w:szCs w:val="26"/>
+        </w:rPr>
+        <w:t xml:space="preserve"> en utilisant </w:t>
+      </w:r>
+      <w:proofErr w:type="spellStart"/>
+      <w:r>
+        <w:rPr>
+          <w:b/>
+          <w:sz w:val="26"/>
+          <w:szCs w:val="26"/>
+        </w:rPr>
+        <w:t>Kotlin</w:t>
+      </w:r>
+      <w:proofErr w:type="spellEnd"/>
+      <w:r>
+        <w:rPr>
+          <w:b/>
+          <w:sz w:val="26"/>
+          <w:szCs w:val="26"/>
+        </w:rPr>
+        <w:t xml:space="preserve"> </w:t>
+      </w:r>
+      <w:proofErr w:type="gramStart"/>
       <w:r>
         <w:rPr>
           <w:b/>
@@ -534,8 +650,29 @@
           <w:iCs/>
           <w:szCs w:val="24"/>
         </w:rPr>
-        <w:t>( 35 min )</w:t>
-      </w:r>
+        <w:t>( 35</w:t>
+      </w:r>
+      <w:proofErr w:type="gramEnd"/>
+      <w:r>
+        <w:rPr>
+          <w:b/>
+          <w:i/>
+          <w:iCs/>
+          <w:szCs w:val="24"/>
+        </w:rPr>
+        <w:t xml:space="preserve"> </w:t>
+      </w:r>
+      <w:proofErr w:type="gramStart"/>
+      <w:r>
+        <w:rPr>
+          <w:b/>
+          <w:i/>
+          <w:iCs/>
+          <w:szCs w:val="24"/>
+        </w:rPr>
+        <w:t>min )</w:t>
+      </w:r>
+      <w:proofErr w:type="gramEnd"/>
     </w:p>
     <w:p>
       <w:pPr>
@@ -583,11 +720,19 @@
           <w:szCs w:val="24"/>
         </w:rPr>
       </w:pPr>
+      <w:proofErr w:type="spellStart"/>
       <w:r>
         <w:rPr>
           <w:szCs w:val="24"/>
         </w:rPr>
-        <w:t>MainActivity (page d’accueil)</w:t>
+        <w:t>MainActivity</w:t>
+      </w:r>
+      <w:proofErr w:type="spellEnd"/>
+      <w:r>
+        <w:rPr>
+          <w:szCs w:val="24"/>
+        </w:rPr>
+        <w:t xml:space="preserve"> (page d’accueil)</w:t>
       </w:r>
     </w:p>
     <w:p>
@@ -612,7 +757,21 @@
         <w:rPr>
           <w:szCs w:val="24"/>
         </w:rPr>
-        <w:t xml:space="preserve"> ( utiliser un widget </w:t>
+        <w:t xml:space="preserve"> </w:t>
+      </w:r>
+      <w:proofErr w:type="gramStart"/>
+      <w:r>
+        <w:rPr>
+          <w:szCs w:val="24"/>
+        </w:rPr>
+        <w:t>( utiliser</w:t>
+      </w:r>
+      <w:proofErr w:type="gramEnd"/>
+      <w:r>
+        <w:rPr>
+          <w:szCs w:val="24"/>
+        </w:rPr>
+        <w:t xml:space="preserve"> un widget </w:t>
       </w:r>
       <w:r>
         <w:rPr>
@@ -627,6 +786,8 @@
         </w:rPr>
         <w:t xml:space="preserve"> pour le tiers central et un/des </w:t>
       </w:r>
+      <w:proofErr w:type="spellStart"/>
+      <w:proofErr w:type="gramStart"/>
       <w:r>
         <w:rPr>
           <w:rFonts w:ascii="Courier New" w:hAnsi="Courier New" w:cs="Courier New"/>
@@ -634,12 +795,14 @@
         </w:rPr>
         <w:t>LinearLayouts</w:t>
       </w:r>
+      <w:proofErr w:type="spellEnd"/>
       <w:r>
         <w:rPr>
           <w:szCs w:val="24"/>
         </w:rPr>
         <w:t xml:space="preserve"> )</w:t>
       </w:r>
+      <w:proofErr w:type="gramEnd"/>
     </w:p>
     <w:p>
       <w:pPr>
@@ -720,12 +883,53 @@
         <w:tab/>
       </w:r>
       <w:hyperlink r:id="rId8" w:history="1">
+        <w:proofErr w:type="spellStart"/>
         <w:r>
           <w:rPr>
             <w:color w:val="0000FF"/>
             <w:u w:val="single"/>
           </w:rPr>
-          <w:t>Color roles - Material Design 3</w:t>
+          <w:t>Color</w:t>
+        </w:r>
+        <w:proofErr w:type="spellEnd"/>
+        <w:r>
+          <w:rPr>
+            <w:color w:val="0000FF"/>
+            <w:u w:val="single"/>
+          </w:rPr>
+          <w:t xml:space="preserve"> </w:t>
+        </w:r>
+        <w:proofErr w:type="spellStart"/>
+        <w:r>
+          <w:rPr>
+            <w:color w:val="0000FF"/>
+            <w:u w:val="single"/>
+          </w:rPr>
+          <w:t>roles</w:t>
+        </w:r>
+        <w:proofErr w:type="spellEnd"/>
+        <w:r>
+          <w:rPr>
+            <w:color w:val="0000FF"/>
+            <w:u w:val="single"/>
+          </w:rPr>
+          <w:t xml:space="preserve"> - </w:t>
+        </w:r>
+        <w:proofErr w:type="spellStart"/>
+        <w:r>
+          <w:rPr>
+            <w:color w:val="0000FF"/>
+            <w:u w:val="single"/>
+          </w:rPr>
+          <w:t>Material</w:t>
+        </w:r>
+        <w:proofErr w:type="spellEnd"/>
+        <w:r>
+          <w:rPr>
+            <w:color w:val="0000FF"/>
+            <w:u w:val="single"/>
+          </w:rPr>
+          <w:t xml:space="preserve"> Design 3</w:t>
         </w:r>
       </w:hyperlink>
     </w:p>
@@ -758,11 +962,19 @@
           <w:szCs w:val="24"/>
         </w:rPr>
       </w:pPr>
+      <w:proofErr w:type="spellStart"/>
       <w:r>
         <w:rPr>
           <w:szCs w:val="24"/>
         </w:rPr>
-        <w:t>AjouterActivity (page permettant l’ajout d’un mémo)</w:t>
+        <w:t>AjouterActivity</w:t>
+      </w:r>
+      <w:proofErr w:type="spellEnd"/>
+      <w:r>
+        <w:rPr>
+          <w:szCs w:val="24"/>
+        </w:rPr>
+        <w:t xml:space="preserve"> (page permettant l’ajout d’un mémo)</w:t>
       </w:r>
     </w:p>
     <w:p>
@@ -787,18 +999,27 @@
           <w:szCs w:val="24"/>
         </w:rPr>
       </w:pPr>
+      <w:proofErr w:type="spellStart"/>
       <w:r>
         <w:rPr>
           <w:szCs w:val="24"/>
         </w:rPr>
-        <w:t>ListeActivity (page permettant de consulter la liste des mémos</w:t>
-      </w:r>
+        <w:t>ListeActivity</w:t>
+      </w:r>
+      <w:proofErr w:type="spellEnd"/>
       <w:r>
         <w:rPr>
           <w:szCs w:val="24"/>
         </w:rPr>
+        <w:t xml:space="preserve"> (page permettant de consulter la liste des mémos</w:t>
+      </w:r>
+      <w:r>
+        <w:rPr>
+          <w:szCs w:val="24"/>
+        </w:rPr>
         <w:t xml:space="preserve">, présentés avec un </w:t>
       </w:r>
+      <w:proofErr w:type="spellStart"/>
       <w:r>
         <w:rPr>
           <w:rFonts w:ascii="Courier New" w:hAnsi="Courier New" w:cs="Courier New"/>
@@ -806,6 +1027,7 @@
         </w:rPr>
         <w:t>ListView</w:t>
       </w:r>
+      <w:proofErr w:type="spellEnd"/>
       <w:r>
         <w:rPr>
           <w:rFonts w:ascii="Courier New" w:hAnsi="Courier New" w:cs="Courier New"/>
@@ -825,12 +1047,22 @@
           <w:rFonts w:ascii="Courier New" w:hAnsi="Courier New" w:cs="Courier New"/>
           <w:szCs w:val="24"/>
         </w:rPr>
-        <w:t xml:space="preserve"> ArrayAdapter</w:t>
-      </w:r>
-      <w:r>
-        <w:rPr>
+        <w:t xml:space="preserve"> </w:t>
+      </w:r>
+      <w:proofErr w:type="spellStart"/>
+      <w:proofErr w:type="gramStart"/>
+      <w:r>
+        <w:rPr>
+          <w:rFonts w:ascii="Courier New" w:hAnsi="Courier New" w:cs="Courier New"/>
           <w:szCs w:val="24"/>
         </w:rPr>
+        <w:t>ArrayAdapter</w:t>
+      </w:r>
+      <w:proofErr w:type="spellEnd"/>
+      <w:r>
+        <w:rPr>
+          <w:szCs w:val="24"/>
+        </w:rPr>
         <w:t xml:space="preserve"> </w:t>
       </w:r>
       <w:r>
@@ -839,6 +1071,7 @@
         </w:rPr>
         <w:t>)</w:t>
       </w:r>
+      <w:proofErr w:type="gramEnd"/>
     </w:p>
     <w:p>
       <w:pPr>
@@ -1061,6 +1294,7 @@
       <w:r>
         <w:t xml:space="preserve">2. </w:t>
       </w:r>
+      <w:proofErr w:type="gramStart"/>
       <w:r>
         <w:rPr>
           <w:i/>
@@ -1075,24 +1309,39 @@
         </w:rPr>
         <w:t>5</w:t>
       </w:r>
+      <w:proofErr w:type="gramEnd"/>
       <w:r>
         <w:rPr>
           <w:i/>
           <w:iCs/>
         </w:rPr>
-        <w:t xml:space="preserve"> min )</w:t>
-      </w:r>
-      <w:r>
         <w:t xml:space="preserve"> </w:t>
       </w:r>
+      <w:proofErr w:type="gramStart"/>
+      <w:r>
+        <w:rPr>
+          <w:i/>
+          <w:iCs/>
+        </w:rPr>
+        <w:t>min )</w:t>
+      </w:r>
+      <w:proofErr w:type="gramEnd"/>
+      <w:r>
+        <w:t xml:space="preserve"> </w:t>
+      </w:r>
       <w:r>
         <w:t xml:space="preserve">Faites la gestion d’événements sur les 3 boutons </w:t>
       </w:r>
       <w:r>
         <w:t xml:space="preserve">de l’activité initiale </w:t>
       </w:r>
-      <w:r>
-        <w:t>de manière à ce que :</w:t>
+      <w:proofErr w:type="gramStart"/>
+      <w:r>
+        <w:t>de manière à ce</w:t>
+      </w:r>
+      <w:proofErr w:type="gramEnd"/>
+      <w:r>
+        <w:t xml:space="preserve"> que :</w:t>
       </w:r>
     </w:p>
     <w:p>
@@ -1137,7 +1386,11 @@
         </w:tabs>
       </w:pPr>
       <w:r>
-        <w:t xml:space="preserve">Clic sur Quitter ferme l’activité ( </w:t>
+        <w:t xml:space="preserve">Clic sur Quitter ferme l’activité </w:t>
+      </w:r>
+      <w:proofErr w:type="gramStart"/>
+      <w:r>
+        <w:t xml:space="preserve">( </w:t>
       </w:r>
       <w:r>
         <w:rPr>
@@ -1145,6 +1398,7 @@
         </w:rPr>
         <w:t>finish</w:t>
       </w:r>
+      <w:proofErr w:type="gramEnd"/>
       <w:r>
         <w:t xml:space="preserve"> ) </w:t>
       </w:r>
@@ -1574,12 +1828,22 @@
       <w:r>
         <w:t xml:space="preserve">Pour faire rouler votre programme, il faut aller dans le fichier </w:t>
       </w:r>
+      <w:proofErr w:type="spellStart"/>
+      <w:proofErr w:type="gramStart"/>
       <w:r>
         <w:rPr>
           <w:rFonts w:ascii="Courier New" w:hAnsi="Courier New" w:cs="Courier New"/>
         </w:rPr>
-        <w:t>libs.version.toml</w:t>
-      </w:r>
+        <w:t>libs.version</w:t>
+      </w:r>
+      <w:proofErr w:type="gramEnd"/>
+      <w:r>
+        <w:rPr>
+          <w:rFonts w:ascii="Courier New" w:hAnsi="Courier New" w:cs="Courier New"/>
+        </w:rPr>
+        <w:t>.toml</w:t>
+      </w:r>
+      <w:proofErr w:type="spellEnd"/>
     </w:p>
     <w:p>
       <w:pPr>
@@ -1587,6 +1851,7 @@
           <w:rFonts w:cs="Courier New"/>
         </w:rPr>
       </w:pPr>
+      <w:proofErr w:type="gramStart"/>
       <w:r>
         <w:rPr>
           <w:rFonts w:cs="Courier New"/>
@@ -1597,7 +1862,14 @@
         <w:rPr>
           <w:rFonts w:cs="Courier New"/>
         </w:rPr>
-        <w:t xml:space="preserve">t placer la version de cette librairie à </w:t>
+        <w:t>t</w:t>
+      </w:r>
+      <w:proofErr w:type="gramEnd"/>
+      <w:r>
+        <w:rPr>
+          <w:rFonts w:cs="Courier New"/>
+        </w:rPr>
+        <w:t xml:space="preserve"> placer la version de cette librairie à </w:t>
       </w:r>
       <w:r>
         <w:rPr>
@@ -1845,7 +2117,14 @@
         <w:rPr>
           <w:rFonts w:cstheme="minorHAnsi"/>
         </w:rPr>
-        <w:t xml:space="preserve"> ( </w:t>
+        <w:t xml:space="preserve"> </w:t>
+      </w:r>
+      <w:proofErr w:type="gramStart"/>
+      <w:r>
+        <w:rPr>
+          <w:rFonts w:cstheme="minorHAnsi"/>
+        </w:rPr>
+        <w:t xml:space="preserve">( </w:t>
       </w:r>
       <w:r>
         <w:rPr>
@@ -1853,13 +2132,38 @@
           <w:i/>
           <w:iCs/>
         </w:rPr>
-        <w:t>20 min</w:t>
-      </w:r>
+        <w:t>20</w:t>
+      </w:r>
+      <w:proofErr w:type="gramEnd"/>
       <w:r>
         <w:rPr>
           <w:rFonts w:cstheme="minorHAnsi"/>
-        </w:rPr>
-        <w:t xml:space="preserve"> ) </w:t>
+          <w:i/>
+          <w:iCs/>
+        </w:rPr>
+        <w:t xml:space="preserve"> </w:t>
+      </w:r>
+      <w:proofErr w:type="gramStart"/>
+      <w:r>
+        <w:rPr>
+          <w:rFonts w:cstheme="minorHAnsi"/>
+          <w:i/>
+          <w:iCs/>
+        </w:rPr>
+        <w:t>min</w:t>
+      </w:r>
+      <w:r>
+        <w:rPr>
+          <w:rFonts w:cstheme="minorHAnsi"/>
+        </w:rPr>
+        <w:t xml:space="preserve"> )</w:t>
+      </w:r>
+      <w:proofErr w:type="gramEnd"/>
+      <w:r>
+        <w:rPr>
+          <w:rFonts w:cstheme="minorHAnsi"/>
+        </w:rPr>
+        <w:t xml:space="preserve"> </w:t>
       </w:r>
     </w:p>
     <w:p>
@@ -1952,13 +2256,12 @@
           <w:rFonts w:cstheme="minorHAnsi"/>
         </w:rPr>
       </w:pPr>
-    </w:p>
-    <w:p>
-      <w:pPr>
+      <w:r>
         <w:rPr>
           <w:rFonts w:cstheme="minorHAnsi"/>
         </w:rPr>
-      </w:pPr>
+        <w:t xml:space="preserve">   //interface fonctionnelle : interface qui n'a qu'une méthode</w:t>
+      </w:r>
     </w:p>
     <w:p>
       <w:pPr>
@@ -1966,41 +2269,40 @@
           <w:rFonts w:cstheme="minorHAnsi"/>
         </w:rPr>
       </w:pPr>
-    </w:p>
-    <w:p>
-      <w:pPr>
+      <w:r>
         <w:rPr>
           <w:rFonts w:cstheme="minorHAnsi"/>
         </w:rPr>
-      </w:pPr>
-    </w:p>
-    <w:p>
-      <w:pPr>
+        <w:t xml:space="preserve">        //une interface fonctionnelle peut être remplacée par une expression lambda (</w:t>
+      </w:r>
+      <w:proofErr w:type="spellStart"/>
+      <w:r>
         <w:rPr>
           <w:rFonts w:cstheme="minorHAnsi"/>
         </w:rPr>
-      </w:pPr>
-    </w:p>
-    <w:p>
-      <w:pPr>
+        <w:t>arrow</w:t>
+      </w:r>
+      <w:proofErr w:type="spellEnd"/>
+      <w:r>
         <w:rPr>
           <w:rFonts w:cstheme="minorHAnsi"/>
         </w:rPr>
-      </w:pPr>
-    </w:p>
-    <w:p>
-      <w:pPr>
+        <w:t xml:space="preserve"> </w:t>
+      </w:r>
+      <w:proofErr w:type="spellStart"/>
+      <w:r>
         <w:rPr>
           <w:rFonts w:cstheme="minorHAnsi"/>
         </w:rPr>
-      </w:pPr>
-    </w:p>
-    <w:p>
-      <w:pPr>
+        <w:t>function</w:t>
+      </w:r>
+      <w:proofErr w:type="spellEnd"/>
+      <w:r>
         <w:rPr>
           <w:rFonts w:cstheme="minorHAnsi"/>
         </w:rPr>
-      </w:pPr>
+        <w:t>)</w:t>
+      </w:r>
     </w:p>
     <w:p>
       <w:pPr>
@@ -2008,13 +2310,74 @@
           <w:rFonts w:cstheme="minorHAnsi"/>
         </w:rPr>
       </w:pPr>
+      <w:r>
+        <w:rPr>
+          <w:rFonts w:cstheme="minorHAnsi"/>
+        </w:rPr>
+        <w:t xml:space="preserve">        //expression dont la syntaxe est simplifiée (expression lambda)</w:t>
+      </w:r>
+    </w:p>
+    <w:p>
+      <w:pPr>
+        <w:rPr>
+          <w:rFonts w:cstheme="minorHAnsi"/>
+        </w:rPr>
+      </w:pPr>
+    </w:p>
+    <w:p>
+      <w:pPr>
+        <w:rPr>
+          <w:rFonts w:cstheme="minorHAnsi"/>
+        </w:rPr>
+      </w:pPr>
+    </w:p>
+    <w:p>
+      <w:pPr>
+        <w:rPr>
+          <w:rFonts w:cstheme="minorHAnsi"/>
+        </w:rPr>
+      </w:pPr>
+    </w:p>
+    <w:p>
+      <w:pPr>
+        <w:rPr>
+          <w:rFonts w:cstheme="minorHAnsi"/>
+        </w:rPr>
+      </w:pPr>
+    </w:p>
+    <w:p>
+      <w:pPr>
+        <w:rPr>
+          <w:rFonts w:cstheme="minorHAnsi"/>
+        </w:rPr>
+      </w:pPr>
+    </w:p>
+    <w:p>
+      <w:pPr>
+        <w:rPr>
+          <w:rFonts w:cstheme="minorHAnsi"/>
+        </w:rPr>
+      </w:pPr>
+    </w:p>
+    <w:p>
+      <w:pPr>
+        <w:rPr>
+          <w:rFonts w:cstheme="minorHAnsi"/>
+        </w:rPr>
+      </w:pPr>
+    </w:p>
+    <w:p>
+      <w:pPr>
+        <w:rPr>
+          <w:rFonts w:cstheme="minorHAnsi"/>
+        </w:rPr>
+      </w:pPr>
     </w:p>
     <w:p>
       <w:pPr>
         <w:pStyle w:val="Titre2"/>
       </w:pPr>
       <w:r>
-        <w:lastRenderedPageBreak/>
         <w:t>3.</w:t>
       </w:r>
       <w:r>
@@ -2114,7 +2477,14 @@
         <w:rPr>
           <w:rFonts w:cstheme="minorHAnsi"/>
         </w:rPr>
-        <w:t xml:space="preserve"> ( </w:t>
+        <w:t xml:space="preserve"> </w:t>
+      </w:r>
+      <w:proofErr w:type="gramStart"/>
+      <w:r>
+        <w:rPr>
+          <w:rFonts w:cstheme="minorHAnsi"/>
+        </w:rPr>
+        <w:t xml:space="preserve">( </w:t>
       </w:r>
       <w:r>
         <w:rPr>
@@ -2122,13 +2492,38 @@
           <w:i/>
           <w:iCs/>
         </w:rPr>
-        <w:t>30 min</w:t>
-      </w:r>
+        <w:t>30</w:t>
+      </w:r>
+      <w:proofErr w:type="gramEnd"/>
       <w:r>
         <w:rPr>
           <w:rFonts w:cstheme="minorHAnsi"/>
-        </w:rPr>
-        <w:t xml:space="preserve"> ) </w:t>
+          <w:i/>
+          <w:iCs/>
+        </w:rPr>
+        <w:t xml:space="preserve"> </w:t>
+      </w:r>
+      <w:proofErr w:type="gramStart"/>
+      <w:r>
+        <w:rPr>
+          <w:rFonts w:cstheme="minorHAnsi"/>
+          <w:i/>
+          <w:iCs/>
+        </w:rPr>
+        <w:t>min</w:t>
+      </w:r>
+      <w:r>
+        <w:rPr>
+          <w:rFonts w:cstheme="minorHAnsi"/>
+        </w:rPr>
+        <w:t xml:space="preserve"> )</w:t>
+      </w:r>
+      <w:proofErr w:type="gramEnd"/>
+      <w:r>
+        <w:rPr>
+          <w:rFonts w:cstheme="minorHAnsi"/>
+        </w:rPr>
+        <w:t xml:space="preserve"> </w:t>
       </w:r>
       <w:r>
         <w:rPr>
@@ -2282,20 +2677,46 @@
               <w:rPr>
                 <w:lang w:val="en-CA"/>
               </w:rPr>
-              <w:t>.xml ( SharedPreferences</w:t>
+              <w:t xml:space="preserve">.xml </w:t>
             </w:r>
+            <w:proofErr w:type="gramStart"/>
             <w:r>
               <w:rPr>
                 <w:lang w:val="en-CA"/>
               </w:rPr>
-              <w:t xml:space="preserve"> /DataStore</w:t>
+              <w:t xml:space="preserve">( </w:t>
             </w:r>
+            <w:proofErr w:type="spellStart"/>
+            <w:r>
+              <w:rPr>
+                <w:lang w:val="en-CA"/>
+              </w:rPr>
+              <w:t>SharedPreferences</w:t>
+            </w:r>
+            <w:proofErr w:type="spellEnd"/>
+            <w:proofErr w:type="gramEnd"/>
+            <w:r>
+              <w:rPr>
+                <w:lang w:val="en-CA"/>
+              </w:rPr>
+              <w:t xml:space="preserve"> /</w:t>
+            </w:r>
+            <w:proofErr w:type="spellStart"/>
+            <w:proofErr w:type="gramStart"/>
+            <w:r>
+              <w:rPr>
+                <w:lang w:val="en-CA"/>
+              </w:rPr>
+              <w:t>DataStore</w:t>
+            </w:r>
+            <w:proofErr w:type="spellEnd"/>
             <w:r>
               <w:rPr>
                 <w:lang w:val="en-CA"/>
               </w:rPr>
               <w:t xml:space="preserve"> )</w:t>
             </w:r>
+            <w:proofErr w:type="gramEnd"/>
           </w:p>
           <w:p>
             <w:pPr>
@@ -2307,8 +2728,46 @@
               <w:rPr>
                 <w:lang w:val="en-CA"/>
               </w:rPr>
-              <w:t>.txt ( fichier texte )</w:t>
+              <w:t xml:space="preserve">.txt </w:t>
             </w:r>
+            <w:proofErr w:type="gramStart"/>
+            <w:r>
+              <w:rPr>
+                <w:lang w:val="en-CA"/>
+              </w:rPr>
+              <w:t xml:space="preserve">( </w:t>
+            </w:r>
+            <w:proofErr w:type="spellStart"/>
+            <w:r>
+              <w:rPr>
+                <w:lang w:val="en-CA"/>
+              </w:rPr>
+              <w:t>fichier</w:t>
+            </w:r>
+            <w:proofErr w:type="spellEnd"/>
+            <w:proofErr w:type="gramEnd"/>
+            <w:r>
+              <w:rPr>
+                <w:lang w:val="en-CA"/>
+              </w:rPr>
+              <w:t xml:space="preserve"> </w:t>
+            </w:r>
+            <w:proofErr w:type="spellStart"/>
+            <w:proofErr w:type="gramStart"/>
+            <w:r>
+              <w:rPr>
+                <w:lang w:val="en-CA"/>
+              </w:rPr>
+              <w:t>texte</w:t>
+            </w:r>
+            <w:proofErr w:type="spellEnd"/>
+            <w:r>
+              <w:rPr>
+                <w:lang w:val="en-CA"/>
+              </w:rPr>
+              <w:t xml:space="preserve"> )</w:t>
+            </w:r>
+            <w:proofErr w:type="gramEnd"/>
           </w:p>
         </w:tc>
         <w:tc>
@@ -2409,8 +2868,13 @@
           </w:tcPr>
           <w:p>
             <w:r>
-              <w:t xml:space="preserve"> Plusieurs app en autant qu’on donne les permissions dans le fichier AndroidManifest</w:t>
+              <w:t xml:space="preserve"> Plusieurs app en autant qu’on donne les permissions dans le fichier </w:t>
             </w:r>
+            <w:proofErr w:type="spellStart"/>
+            <w:r>
+              <w:t>AndroidManifest</w:t>
+            </w:r>
+            <w:proofErr w:type="spellEnd"/>
           </w:p>
         </w:tc>
       </w:tr>
@@ -2422,8 +2886,21 @@
           </w:tcPr>
           <w:p>
             <w:r>
-              <w:t>Stockage externe secondaire ( carte SD )</w:t>
+              <w:t xml:space="preserve">Stockage externe secondaire </w:t>
             </w:r>
+            <w:proofErr w:type="gramStart"/>
+            <w:r>
+              <w:t>( carte</w:t>
+            </w:r>
+            <w:proofErr w:type="gramEnd"/>
+            <w:r>
+              <w:t xml:space="preserve"> </w:t>
+            </w:r>
+            <w:proofErr w:type="gramStart"/>
+            <w:r>
+              <w:t>SD )</w:t>
+            </w:r>
+            <w:proofErr w:type="gramEnd"/>
           </w:p>
         </w:tc>
         <w:tc>
@@ -2443,8 +2920,13 @@
           </w:tcPr>
           <w:p>
             <w:r>
-              <w:t xml:space="preserve"> Plusieurs app en autant qu’on donne les permissions dans le fichier AndroidManifest</w:t>
+              <w:t xml:space="preserve"> Plusieurs app en autant qu’on donne les permissions dans le fichier </w:t>
             </w:r>
+            <w:proofErr w:type="spellStart"/>
+            <w:r>
+              <w:t>AndroidManifest</w:t>
+            </w:r>
+            <w:proofErr w:type="spellEnd"/>
           </w:p>
         </w:tc>
       </w:tr>
@@ -2514,8 +2996,13 @@
             <w:gridSpan w:val="2"/>
           </w:tcPr>
           <w:p>
+            <w:proofErr w:type="spellStart"/>
             <w:r>
-              <w:t>Scoped Storage / stockage étendu</w:t>
+              <w:t>Scoped</w:t>
+            </w:r>
+            <w:proofErr w:type="spellEnd"/>
+            <w:r>
+              <w:t xml:space="preserve"> Storage / stockage étendu</w:t>
             </w:r>
           </w:p>
         </w:tc>
@@ -2525,7 +3012,11 @@
           </w:tcPr>
           <w:p>
             <w:r>
-              <w:t xml:space="preserve">Beaucoup moins de liberté à pouvoir créer/ajouter des fichiers sur le téléphone : endroits précis seulement </w:t>
+              <w:t xml:space="preserve">Beaucoup moins de liberté à pouvoir créer/ajouter des fichiers </w:t>
+            </w:r>
+            <w:r>
+              <w:lastRenderedPageBreak/>
+              <w:t xml:space="preserve">sur le téléphone : endroits précis seulement </w:t>
             </w:r>
           </w:p>
         </w:tc>
@@ -2535,10 +3026,15 @@
           </w:tcPr>
           <w:p>
             <w:r>
+              <w:lastRenderedPageBreak/>
               <w:t>Pas</w:t>
             </w:r>
             <w:r>
-              <w:t xml:space="preserve"> de permissions à écrire car moins d’endroits où l’on peut créer/ajouter</w:t>
+              <w:t xml:space="preserve"> de permissions à écrire car moins d’endroits où l’on </w:t>
+            </w:r>
+            <w:r>
+              <w:lastRenderedPageBreak/>
+              <w:t>peut créer/ajouter</w:t>
             </w:r>
             <w:r>
               <w:t>/lire</w:t>
@@ -2556,7 +3052,6 @@
         <w:pStyle w:val="Titre2"/>
       </w:pPr>
       <w:r>
-        <w:lastRenderedPageBreak/>
         <w:t xml:space="preserve">Sauvegarde dans un fichier texte en </w:t>
       </w:r>
       <w:r>
@@ -2605,13 +3100,22 @@
           <w:rFonts w:cstheme="minorHAnsi"/>
           <w:szCs w:val="26"/>
         </w:rPr>
-        <w:t xml:space="preserve"> / Kotlin</w:t>
-      </w:r>
+        <w:t xml:space="preserve"> / </w:t>
+      </w:r>
+      <w:proofErr w:type="spellStart"/>
       <w:r>
         <w:rPr>
           <w:rFonts w:cstheme="minorHAnsi"/>
           <w:szCs w:val="26"/>
         </w:rPr>
+        <w:t>Kotlin</w:t>
+      </w:r>
+      <w:proofErr w:type="spellEnd"/>
+      <w:r>
+        <w:rPr>
+          <w:rFonts w:cstheme="minorHAnsi"/>
+          <w:szCs w:val="26"/>
+        </w:rPr>
         <w:t xml:space="preserve"> pour écrire les mémos dans un fichier binaire stocké dans la mémoire interne</w:t>
       </w:r>
     </w:p>
@@ -2632,14 +3136,36 @@
         <w:rPr>
           <w:rFonts w:eastAsia="Times New Roman" w:cs="Times New Roman"/>
         </w:rPr>
-        <w:t>On définit les entrées / sorties en termes de flots de données ( streams )</w:t>
-      </w:r>
-    </w:p>
-    <w:p>
-      <w:pPr>
+        <w:t xml:space="preserve">On définit les entrées / sorties en termes de flots de données </w:t>
+      </w:r>
+      <w:proofErr w:type="gramStart"/>
+      <w:r>
         <w:rPr>
           <w:rFonts w:eastAsia="Times New Roman" w:cs="Times New Roman"/>
         </w:rPr>
+        <w:t xml:space="preserve">( </w:t>
+      </w:r>
+      <w:proofErr w:type="spellStart"/>
+      <w:r>
+        <w:rPr>
+          <w:rFonts w:eastAsia="Times New Roman" w:cs="Times New Roman"/>
+        </w:rPr>
+        <w:t>streams</w:t>
+      </w:r>
+      <w:proofErr w:type="spellEnd"/>
+      <w:proofErr w:type="gramEnd"/>
+      <w:r>
+        <w:rPr>
+          <w:rFonts w:eastAsia="Times New Roman" w:cs="Times New Roman"/>
+        </w:rPr>
+        <w:t xml:space="preserve"> )</w:t>
+      </w:r>
+    </w:p>
+    <w:p>
+      <w:pPr>
+        <w:rPr>
+          <w:rFonts w:eastAsia="Times New Roman" w:cs="Times New Roman"/>
+        </w:rPr>
       </w:pPr>
     </w:p>
     <w:p>
@@ -2653,8 +3179,74 @@
         <w:rPr>
           <w:rFonts w:eastAsia="Times New Roman" w:cs="Times New Roman"/>
         </w:rPr>
-        <w:t>Flot de données : c’est une suite ordonnée d’infos qui provient d’une source ( input stream ) ou qui se dirige vers une destination ( output stream )</w:t>
-      </w:r>
+        <w:t xml:space="preserve">Flot de données : c’est une suite ordonnée d’infos qui provient d’une source </w:t>
+      </w:r>
+      <w:proofErr w:type="gramStart"/>
+      <w:r>
+        <w:rPr>
+          <w:rFonts w:eastAsia="Times New Roman" w:cs="Times New Roman"/>
+        </w:rPr>
+        <w:t>( input</w:t>
+      </w:r>
+      <w:proofErr w:type="gramEnd"/>
+      <w:r>
+        <w:rPr>
+          <w:rFonts w:eastAsia="Times New Roman" w:cs="Times New Roman"/>
+        </w:rPr>
+        <w:t xml:space="preserve"> </w:t>
+      </w:r>
+      <w:proofErr w:type="spellStart"/>
+      <w:proofErr w:type="gramStart"/>
+      <w:r>
+        <w:rPr>
+          <w:rFonts w:eastAsia="Times New Roman" w:cs="Times New Roman"/>
+        </w:rPr>
+        <w:t>stream</w:t>
+      </w:r>
+      <w:proofErr w:type="spellEnd"/>
+      <w:r>
+        <w:rPr>
+          <w:rFonts w:eastAsia="Times New Roman" w:cs="Times New Roman"/>
+        </w:rPr>
+        <w:t xml:space="preserve"> )</w:t>
+      </w:r>
+      <w:proofErr w:type="gramEnd"/>
+      <w:r>
+        <w:rPr>
+          <w:rFonts w:eastAsia="Times New Roman" w:cs="Times New Roman"/>
+        </w:rPr>
+        <w:t xml:space="preserve"> ou qui se dirige vers une destination </w:t>
+      </w:r>
+      <w:proofErr w:type="gramStart"/>
+      <w:r>
+        <w:rPr>
+          <w:rFonts w:eastAsia="Times New Roman" w:cs="Times New Roman"/>
+        </w:rPr>
+        <w:t>( output</w:t>
+      </w:r>
+      <w:proofErr w:type="gramEnd"/>
+      <w:r>
+        <w:rPr>
+          <w:rFonts w:eastAsia="Times New Roman" w:cs="Times New Roman"/>
+        </w:rPr>
+        <w:t xml:space="preserve"> </w:t>
+      </w:r>
+      <w:proofErr w:type="spellStart"/>
+      <w:proofErr w:type="gramStart"/>
+      <w:r>
+        <w:rPr>
+          <w:rFonts w:eastAsia="Times New Roman" w:cs="Times New Roman"/>
+        </w:rPr>
+        <w:t>stream</w:t>
+      </w:r>
+      <w:proofErr w:type="spellEnd"/>
+      <w:r>
+        <w:rPr>
+          <w:rFonts w:eastAsia="Times New Roman" w:cs="Times New Roman"/>
+        </w:rPr>
+        <w:t xml:space="preserve"> )</w:t>
+      </w:r>
+      <w:proofErr w:type="gramEnd"/>
     </w:p>
     <w:p>
       <w:pPr>
@@ -2947,7 +3539,21 @@
         <w:rPr>
           <w:rFonts w:eastAsia="Times New Roman" w:cs="Times New Roman"/>
         </w:rPr>
-        <w:t xml:space="preserve"> ( File</w:t>
+        <w:t xml:space="preserve"> </w:t>
+      </w:r>
+      <w:proofErr w:type="gramStart"/>
+      <w:r>
+        <w:rPr>
+          <w:rFonts w:eastAsia="Times New Roman" w:cs="Times New Roman"/>
+        </w:rPr>
+        <w:t xml:space="preserve">( </w:t>
+      </w:r>
+      <w:proofErr w:type="spellStart"/>
+      <w:r>
+        <w:rPr>
+          <w:rFonts w:eastAsia="Times New Roman" w:cs="Times New Roman"/>
+        </w:rPr>
+        <w:t>File</w:t>
       </w:r>
       <w:r>
         <w:rPr>
@@ -2957,11 +3563,20 @@
         </w:rPr>
         <w:t>InputStream</w:t>
       </w:r>
+      <w:proofErr w:type="spellEnd"/>
+      <w:proofErr w:type="gramEnd"/>
       <w:r>
         <w:rPr>
           <w:rFonts w:eastAsia="Times New Roman" w:cs="Times New Roman"/>
         </w:rPr>
-        <w:t>, File</w:t>
+        <w:t xml:space="preserve">, </w:t>
+      </w:r>
+      <w:proofErr w:type="spellStart"/>
+      <w:r>
+        <w:rPr>
+          <w:rFonts w:eastAsia="Times New Roman" w:cs="Times New Roman"/>
+        </w:rPr>
+        <w:t>File</w:t>
       </w:r>
       <w:r>
         <w:rPr>
@@ -2971,11 +3586,26 @@
         </w:rPr>
         <w:t>OutputStream</w:t>
       </w:r>
+      <w:proofErr w:type="spellEnd"/>
       <w:r>
         <w:rPr>
           <w:rFonts w:eastAsia="Times New Roman" w:cs="Times New Roman"/>
         </w:rPr>
-        <w:t>, … ) pour travailler avec des Images, du Son ou faire de la sérialisation d’objets.</w:t>
+        <w:t xml:space="preserve">, </w:t>
+      </w:r>
+      <w:proofErr w:type="gramStart"/>
+      <w:r>
+        <w:rPr>
+          <w:rFonts w:eastAsia="Times New Roman" w:cs="Times New Roman"/>
+        </w:rPr>
+        <w:t>… )</w:t>
+      </w:r>
+      <w:proofErr w:type="gramEnd"/>
+      <w:r>
+        <w:rPr>
+          <w:rFonts w:eastAsia="Times New Roman" w:cs="Times New Roman"/>
+        </w:rPr>
+        <w:t xml:space="preserve"> pour travailler avec des Images, du Son ou faire de la sérialisation d’objets.</w:t>
       </w:r>
     </w:p>
     <w:p>
@@ -3001,7 +3631,21 @@
         <w:rPr>
           <w:rFonts w:eastAsia="Times New Roman" w:cs="Times New Roman"/>
         </w:rPr>
-        <w:t> : ( File</w:t>
+        <w:t xml:space="preserve"> : </w:t>
+      </w:r>
+      <w:proofErr w:type="gramStart"/>
+      <w:r>
+        <w:rPr>
+          <w:rFonts w:eastAsia="Times New Roman" w:cs="Times New Roman"/>
+        </w:rPr>
+        <w:t xml:space="preserve">( </w:t>
+      </w:r>
+      <w:proofErr w:type="spellStart"/>
+      <w:r>
+        <w:rPr>
+          <w:rFonts w:eastAsia="Times New Roman" w:cs="Times New Roman"/>
+        </w:rPr>
+        <w:t>File</w:t>
       </w:r>
       <w:r>
         <w:rPr>
@@ -3011,11 +3655,20 @@
         </w:rPr>
         <w:t>Reader</w:t>
       </w:r>
+      <w:proofErr w:type="spellEnd"/>
+      <w:proofErr w:type="gramEnd"/>
       <w:r>
         <w:rPr>
           <w:rFonts w:eastAsia="Times New Roman" w:cs="Times New Roman"/>
         </w:rPr>
-        <w:t>, File</w:t>
+        <w:t xml:space="preserve">, </w:t>
+      </w:r>
+      <w:proofErr w:type="spellStart"/>
+      <w:r>
+        <w:rPr>
+          <w:rFonts w:eastAsia="Times New Roman" w:cs="Times New Roman"/>
+        </w:rPr>
+        <w:t>File</w:t>
       </w:r>
       <w:r>
         <w:rPr>
@@ -3025,11 +3678,26 @@
         </w:rPr>
         <w:t>Writer</w:t>
       </w:r>
+      <w:proofErr w:type="spellEnd"/>
       <w:r>
         <w:rPr>
           <w:rFonts w:eastAsia="Times New Roman" w:cs="Times New Roman"/>
         </w:rPr>
-        <w:t>, StringReader…) pour travailler avec des caractères.</w:t>
+        <w:t xml:space="preserve">, </w:t>
+      </w:r>
+      <w:proofErr w:type="spellStart"/>
+      <w:r>
+        <w:rPr>
+          <w:rFonts w:eastAsia="Times New Roman" w:cs="Times New Roman"/>
+        </w:rPr>
+        <w:t>StringReader</w:t>
+      </w:r>
+      <w:proofErr w:type="spellEnd"/>
+      <w:r>
+        <w:rPr>
+          <w:rFonts w:eastAsia="Times New Roman" w:cs="Times New Roman"/>
+        </w:rPr>
+        <w:t>…) pour travailler avec des caractères.</w:t>
       </w:r>
     </w:p>
     <w:p>
@@ -3160,7 +3828,21 @@
         <w:rPr>
           <w:rFonts w:eastAsia="Times New Roman" w:cs="Times New Roman"/>
         </w:rPr>
-        <w:t> : On utilise toujours ces flux de communication en collaboration avec un flux de traitement, un Buffer ( tampon )</w:t>
+        <w:t xml:space="preserve"> : On utilise toujours ces flux de communication en collaboration avec un flux de traitement, un Buffer </w:t>
+      </w:r>
+      <w:proofErr w:type="gramStart"/>
+      <w:r>
+        <w:rPr>
+          <w:rFonts w:eastAsia="Times New Roman" w:cs="Times New Roman"/>
+        </w:rPr>
+        <w:t>( tampon</w:t>
+      </w:r>
+      <w:proofErr w:type="gramEnd"/>
+      <w:r>
+        <w:rPr>
+          <w:rFonts w:eastAsia="Times New Roman" w:cs="Times New Roman"/>
+        </w:rPr>
+        <w:t xml:space="preserve"> )</w:t>
       </w:r>
       <w:r>
         <w:rPr>
@@ -3173,19 +3855,47 @@
         <w:rPr>
           <w:rFonts w:eastAsia="Times New Roman" w:cs="Times New Roman"/>
         </w:rPr>
-        <w:t xml:space="preserve"> permet de régulariser l’accès aux données, évite que chaque lecture d’octet ou de caractère nécessite un accès au fichier texte ( beaucoup d’aller-retour ).</w:t>
-      </w:r>
-    </w:p>
-    <w:p>
-      <w:pPr>
+        <w:t xml:space="preserve"> permet de régulariser l’accès aux données, évite que chaque lecture d’octet ou de caractère nécessite un accès au fichier texte </w:t>
+      </w:r>
+      <w:proofErr w:type="gramStart"/>
+      <w:r>
         <w:rPr>
           <w:rFonts w:eastAsia="Times New Roman" w:cs="Times New Roman"/>
         </w:rPr>
-      </w:pPr>
+        <w:t>( beaucoup</w:t>
+      </w:r>
+      <w:proofErr w:type="gramEnd"/>
       <w:r>
         <w:rPr>
           <w:rFonts w:eastAsia="Times New Roman" w:cs="Times New Roman"/>
         </w:rPr>
+        <w:t xml:space="preserve"> d’aller-</w:t>
+      </w:r>
+      <w:proofErr w:type="gramStart"/>
+      <w:r>
+        <w:rPr>
+          <w:rFonts w:eastAsia="Times New Roman" w:cs="Times New Roman"/>
+        </w:rPr>
+        <w:t>retour )</w:t>
+      </w:r>
+      <w:proofErr w:type="gramEnd"/>
+      <w:r>
+        <w:rPr>
+          <w:rFonts w:eastAsia="Times New Roman" w:cs="Times New Roman"/>
+        </w:rPr>
+        <w:t>.</w:t>
+      </w:r>
+    </w:p>
+    <w:p>
+      <w:pPr>
+        <w:rPr>
+          <w:rFonts w:eastAsia="Times New Roman" w:cs="Times New Roman"/>
+        </w:rPr>
+      </w:pPr>
+      <w:r>
+        <w:rPr>
+          <w:rFonts w:eastAsia="Times New Roman" w:cs="Times New Roman"/>
+        </w:rPr>
         <w:t xml:space="preserve">Se convaincre de son efficacité : démonstration </w:t>
       </w:r>
       <w:r>
@@ -3210,20 +3920,57 @@
         <w:rPr>
           <w:rFonts w:eastAsia="Times New Roman" w:cs="Times New Roman"/>
         </w:rPr>
-        <w:t xml:space="preserve"> ( MP3 ) </w:t>
-      </w:r>
-    </w:p>
-    <w:p>
-      <w:pPr>
+        <w:t xml:space="preserve"> </w:t>
+      </w:r>
+      <w:proofErr w:type="gramStart"/>
+      <w:r>
         <w:rPr>
           <w:rFonts w:eastAsia="Times New Roman" w:cs="Times New Roman"/>
         </w:rPr>
-      </w:pPr>
+        <w:t>( MP3</w:t>
+      </w:r>
+      <w:proofErr w:type="gramEnd"/>
       <w:r>
         <w:rPr>
           <w:rFonts w:eastAsia="Times New Roman" w:cs="Times New Roman"/>
         </w:rPr>
-        <w:t>L’utilisation de buffers permet donc la lecture de lignes de texte ( readLine )</w:t>
+        <w:t xml:space="preserve"> ) </w:t>
+      </w:r>
+    </w:p>
+    <w:p>
+      <w:pPr>
+        <w:rPr>
+          <w:rFonts w:eastAsia="Times New Roman" w:cs="Times New Roman"/>
+        </w:rPr>
+      </w:pPr>
+      <w:r>
+        <w:rPr>
+          <w:rFonts w:eastAsia="Times New Roman" w:cs="Times New Roman"/>
+        </w:rPr>
+        <w:lastRenderedPageBreak/>
+        <w:t xml:space="preserve">L’utilisation de buffers permet donc la lecture de lignes de texte </w:t>
+      </w:r>
+      <w:proofErr w:type="gramStart"/>
+      <w:r>
+        <w:rPr>
+          <w:rFonts w:eastAsia="Times New Roman" w:cs="Times New Roman"/>
+        </w:rPr>
+        <w:t xml:space="preserve">( </w:t>
+      </w:r>
+      <w:proofErr w:type="spellStart"/>
+      <w:r>
+        <w:rPr>
+          <w:rFonts w:eastAsia="Times New Roman" w:cs="Times New Roman"/>
+        </w:rPr>
+        <w:t>readLine</w:t>
+      </w:r>
+      <w:proofErr w:type="spellEnd"/>
+      <w:proofErr w:type="gramEnd"/>
+      <w:r>
+        <w:rPr>
+          <w:rFonts w:eastAsia="Times New Roman" w:cs="Times New Roman"/>
+        </w:rPr>
+        <w:t xml:space="preserve"> )</w:t>
       </w:r>
     </w:p>
     <w:p>
@@ -3238,7 +3985,135 @@
           <w:rFonts w:eastAsia="Times New Roman" w:cs="Times New Roman"/>
           <w:lang w:val="en-CA"/>
         </w:rPr>
-        <w:t>Les principaux flux de traitement ( Buffers ) : BufferedReader, BufferedWriter, BufferedInputStream, BufferedOutputStream.</w:t>
+        <w:t xml:space="preserve">Les </w:t>
+      </w:r>
+      <w:proofErr w:type="spellStart"/>
+      <w:r>
+        <w:rPr>
+          <w:rFonts w:eastAsia="Times New Roman" w:cs="Times New Roman"/>
+          <w:lang w:val="en-CA"/>
+        </w:rPr>
+        <w:t>principaux</w:t>
+      </w:r>
+      <w:proofErr w:type="spellEnd"/>
+      <w:r>
+        <w:rPr>
+          <w:rFonts w:eastAsia="Times New Roman" w:cs="Times New Roman"/>
+          <w:lang w:val="en-CA"/>
+        </w:rPr>
+        <w:t xml:space="preserve"> flux de </w:t>
+      </w:r>
+      <w:proofErr w:type="spellStart"/>
+      <w:r>
+        <w:rPr>
+          <w:rFonts w:eastAsia="Times New Roman" w:cs="Times New Roman"/>
+          <w:lang w:val="en-CA"/>
+        </w:rPr>
+        <w:t>traitement</w:t>
+      </w:r>
+      <w:proofErr w:type="spellEnd"/>
+      <w:r>
+        <w:rPr>
+          <w:rFonts w:eastAsia="Times New Roman" w:cs="Times New Roman"/>
+          <w:lang w:val="en-CA"/>
+        </w:rPr>
+        <w:t xml:space="preserve"> </w:t>
+      </w:r>
+      <w:proofErr w:type="gramStart"/>
+      <w:r>
+        <w:rPr>
+          <w:rFonts w:eastAsia="Times New Roman" w:cs="Times New Roman"/>
+          <w:lang w:val="en-CA"/>
+        </w:rPr>
+        <w:t>( Buffers</w:t>
+      </w:r>
+      <w:proofErr w:type="gramEnd"/>
+      <w:r>
+        <w:rPr>
+          <w:rFonts w:eastAsia="Times New Roman" w:cs="Times New Roman"/>
+          <w:lang w:val="en-CA"/>
+        </w:rPr>
+        <w:t xml:space="preserve"> </w:t>
+      </w:r>
+      <w:proofErr w:type="gramStart"/>
+      <w:r>
+        <w:rPr>
+          <w:rFonts w:eastAsia="Times New Roman" w:cs="Times New Roman"/>
+          <w:lang w:val="en-CA"/>
+        </w:rPr>
+        <w:t>) :</w:t>
+      </w:r>
+      <w:proofErr w:type="gramEnd"/>
+      <w:r>
+        <w:rPr>
+          <w:rFonts w:eastAsia="Times New Roman" w:cs="Times New Roman"/>
+          <w:lang w:val="en-CA"/>
+        </w:rPr>
+        <w:t xml:space="preserve"> </w:t>
+      </w:r>
+      <w:proofErr w:type="spellStart"/>
+      <w:r>
+        <w:rPr>
+          <w:rFonts w:eastAsia="Times New Roman" w:cs="Times New Roman"/>
+          <w:lang w:val="en-CA"/>
+        </w:rPr>
+        <w:t>BufferedReader</w:t>
+      </w:r>
+      <w:proofErr w:type="spellEnd"/>
+      <w:r>
+        <w:rPr>
+          <w:rFonts w:eastAsia="Times New Roman" w:cs="Times New Roman"/>
+          <w:lang w:val="en-CA"/>
+        </w:rPr>
+        <w:t xml:space="preserve">, </w:t>
+      </w:r>
+      <w:proofErr w:type="spellStart"/>
+      <w:r>
+        <w:rPr>
+          <w:rFonts w:eastAsia="Times New Roman" w:cs="Times New Roman"/>
+          <w:lang w:val="en-CA"/>
+        </w:rPr>
+        <w:t>BufferedWriter</w:t>
+      </w:r>
+      <w:proofErr w:type="spellEnd"/>
+      <w:r>
+        <w:rPr>
+          <w:rFonts w:eastAsia="Times New Roman" w:cs="Times New Roman"/>
+          <w:lang w:val="en-CA"/>
+        </w:rPr>
+        <w:t xml:space="preserve">, </w:t>
+      </w:r>
+      <w:proofErr w:type="spellStart"/>
+      <w:r>
+        <w:rPr>
+          <w:rFonts w:eastAsia="Times New Roman" w:cs="Times New Roman"/>
+          <w:lang w:val="en-CA"/>
+        </w:rPr>
+        <w:t>BufferedInputStream</w:t>
+      </w:r>
+      <w:proofErr w:type="spellEnd"/>
+      <w:r>
+        <w:rPr>
+          <w:rFonts w:eastAsia="Times New Roman" w:cs="Times New Roman"/>
+          <w:lang w:val="en-CA"/>
+        </w:rPr>
+        <w:t xml:space="preserve">, </w:t>
+      </w:r>
+      <w:proofErr w:type="spellStart"/>
+      <w:r>
+        <w:rPr>
+          <w:rFonts w:eastAsia="Times New Roman" w:cs="Times New Roman"/>
+          <w:lang w:val="en-CA"/>
+        </w:rPr>
+        <w:t>BufferedOutputStream</w:t>
+      </w:r>
+      <w:proofErr w:type="spellEnd"/>
+      <w:r>
+        <w:rPr>
+          <w:rFonts w:eastAsia="Times New Roman" w:cs="Times New Roman"/>
+          <w:lang w:val="en-CA"/>
+        </w:rPr>
+        <w:t>.</w:t>
       </w:r>
     </w:p>
     <w:p>
@@ -3287,6 +4162,7 @@
         </w:rPr>
         <w:t xml:space="preserve">Importance du </w:t>
       </w:r>
+      <w:proofErr w:type="gramStart"/>
       <w:r>
         <w:rPr>
           <w:rFonts w:ascii="Courier New" w:eastAsia="Times New Roman" w:hAnsi="Courier New" w:cs="Courier New"/>
@@ -3297,7 +4173,14 @@
         <w:rPr>
           <w:rFonts w:eastAsia="Times New Roman" w:cs="Courier New"/>
         </w:rPr>
-        <w:t xml:space="preserve"> , la méthode flush est appelée par la méthode </w:t>
+        <w:t xml:space="preserve"> ,</w:t>
+      </w:r>
+      <w:proofErr w:type="gramEnd"/>
+      <w:r>
+        <w:rPr>
+          <w:rFonts w:eastAsia="Times New Roman" w:cs="Courier New"/>
+        </w:rPr>
+        <w:t xml:space="preserve"> la méthode flush est appelée par la méthode </w:t>
       </w:r>
       <w:r>
         <w:rPr>
@@ -3347,18 +4230,28 @@
         </w:rPr>
         <w:t xml:space="preserve">e la méthode </w:t>
       </w:r>
+      <w:proofErr w:type="spellStart"/>
       <w:r>
         <w:rPr>
           <w:rFonts w:ascii="Courier New" w:eastAsia="Times New Roman" w:hAnsi="Courier New" w:cs="Courier New"/>
         </w:rPr>
         <w:t>openFileOutput</w:t>
       </w:r>
+      <w:proofErr w:type="spellEnd"/>
       <w:r>
         <w:rPr>
           <w:rFonts w:eastAsia="Times New Roman" w:cs="Courier New"/>
         </w:rPr>
-        <w:t>: lire là-dessus dans la Javadoc</w:t>
-      </w:r>
+        <w:t xml:space="preserve">: lire là-dessus dans la </w:t>
+      </w:r>
+      <w:proofErr w:type="spellStart"/>
+      <w:r>
+        <w:rPr>
+          <w:rFonts w:eastAsia="Times New Roman" w:cs="Courier New"/>
+        </w:rPr>
+        <w:t>Javadoc</w:t>
+      </w:r>
+      <w:proofErr w:type="spellEnd"/>
     </w:p>
     <w:p>
       <w:pPr>
@@ -3595,6 +4488,7 @@
               </w:rPr>
               <w:t xml:space="preserve"> </w:t>
             </w:r>
+            <w:proofErr w:type="spellStart"/>
             <w:r>
               <w:rPr>
                 <w:rFonts w:ascii="Courier New" w:hAnsi="Courier New" w:cs="Courier New"/>
@@ -3603,6 +4497,7 @@
               </w:rPr>
               <w:t>openFileOutput</w:t>
             </w:r>
+            <w:proofErr w:type="spellEnd"/>
           </w:p>
           <w:p>
             <w:pPr>
@@ -3618,15 +4513,34 @@
                 <w:szCs w:val="26"/>
                 <w:lang w:val="en-CA" w:eastAsia="fr-CA"/>
               </w:rPr>
-              <w:t>(String nomDuFichier</w:t>
+              <w:t xml:space="preserve">(String </w:t>
             </w:r>
+            <w:proofErr w:type="spellStart"/>
             <w:r>
               <w:rPr>
                 <w:rFonts w:ascii="Courier New" w:hAnsi="Courier New" w:cs="Courier New"/>
                 <w:szCs w:val="26"/>
                 <w:lang w:val="en-CA" w:eastAsia="fr-CA"/>
               </w:rPr>
-              <w:t>, int mode</w:t>
+              <w:t>nomDuFichier</w:t>
+            </w:r>
+            <w:proofErr w:type="spellEnd"/>
+            <w:r>
+              <w:rPr>
+                <w:rFonts w:ascii="Courier New" w:hAnsi="Courier New" w:cs="Courier New"/>
+                <w:szCs w:val="26"/>
+                <w:lang w:val="en-CA" w:eastAsia="fr-CA"/>
+              </w:rPr>
+              <w:t xml:space="preserve">, int </w:t>
+            </w:r>
+            <w:proofErr w:type="gramStart"/>
+            <w:r>
+              <w:rPr>
+                <w:rFonts w:ascii="Courier New" w:hAnsi="Courier New" w:cs="Courier New"/>
+                <w:szCs w:val="26"/>
+                <w:lang w:val="en-CA" w:eastAsia="fr-CA"/>
+              </w:rPr>
+              <w:t>mode</w:t>
             </w:r>
             <w:r>
               <w:rPr>
@@ -3642,8 +4556,19 @@
                 <w:szCs w:val="26"/>
                 <w:lang w:val="en-CA" w:eastAsia="fr-CA"/>
               </w:rPr>
-              <w:t>:FileOutputStream</w:t>
+              <w:t>:</w:t>
             </w:r>
+            <w:proofErr w:type="spellStart"/>
+            <w:r>
+              <w:rPr>
+                <w:rFonts w:ascii="Courier New" w:hAnsi="Courier New" w:cs="Courier New"/>
+                <w:szCs w:val="26"/>
+                <w:lang w:val="en-CA" w:eastAsia="fr-CA"/>
+              </w:rPr>
+              <w:t>FileOutputStream</w:t>
+            </w:r>
+            <w:proofErr w:type="spellEnd"/>
+            <w:proofErr w:type="gramEnd"/>
           </w:p>
           <w:p>
             <w:pPr>
@@ -3713,7 +4638,55 @@
                 <w:szCs w:val="26"/>
                 <w:lang w:eastAsia="fr-CA"/>
               </w:rPr>
-              <w:t xml:space="preserve"> ( propre à Android ) </w:t>
+              <w:t xml:space="preserve"> </w:t>
+            </w:r>
+            <w:proofErr w:type="gramStart"/>
+            <w:r>
+              <w:rPr>
+                <w:rFonts w:cstheme="minorHAnsi"/>
+                <w:b/>
+                <w:bCs/>
+                <w:sz w:val="26"/>
+                <w:szCs w:val="26"/>
+                <w:lang w:eastAsia="fr-CA"/>
+              </w:rPr>
+              <w:t>( propre</w:t>
+            </w:r>
+            <w:proofErr w:type="gramEnd"/>
+            <w:r>
+              <w:rPr>
+                <w:rFonts w:cstheme="minorHAnsi"/>
+                <w:b/>
+                <w:bCs/>
+                <w:sz w:val="26"/>
+                <w:szCs w:val="26"/>
+                <w:lang w:eastAsia="fr-CA"/>
+              </w:rPr>
+              <w:t xml:space="preserve"> à </w:t>
+            </w:r>
+            <w:proofErr w:type="gramStart"/>
+            <w:r>
+              <w:rPr>
+                <w:rFonts w:cstheme="minorHAnsi"/>
+                <w:b/>
+                <w:bCs/>
+                <w:sz w:val="26"/>
+                <w:szCs w:val="26"/>
+                <w:lang w:eastAsia="fr-CA"/>
+              </w:rPr>
+              <w:t>Android )</w:t>
+            </w:r>
+            <w:proofErr w:type="gramEnd"/>
+            <w:r>
+              <w:rPr>
+                <w:rFonts w:cstheme="minorHAnsi"/>
+                <w:b/>
+                <w:bCs/>
+                <w:sz w:val="26"/>
+                <w:szCs w:val="26"/>
+                <w:lang w:eastAsia="fr-CA"/>
+              </w:rPr>
+              <w:t xml:space="preserve"> </w:t>
             </w:r>
           </w:p>
         </w:tc>
@@ -3736,6 +4709,8 @@
                 <w:lang w:eastAsia="fr-CA"/>
               </w:rPr>
             </w:pPr>
+            <w:proofErr w:type="spellStart"/>
+            <w:proofErr w:type="gramStart"/>
             <w:r>
               <w:rPr>
                 <w:rFonts w:ascii="Courier New" w:hAnsi="Courier New" w:cs="Courier New"/>
@@ -3744,6 +4719,8 @@
               </w:rPr>
               <w:t>openFileInput</w:t>
             </w:r>
+            <w:proofErr w:type="spellEnd"/>
+            <w:proofErr w:type="gramEnd"/>
           </w:p>
           <w:p>
             <w:pPr>
@@ -3767,8 +4744,18 @@
                 <w:szCs w:val="26"/>
                 <w:lang w:eastAsia="fr-CA"/>
               </w:rPr>
-              <w:t>String nomDuFichier</w:t>
+              <w:t xml:space="preserve">String </w:t>
             </w:r>
+            <w:proofErr w:type="spellStart"/>
+            <w:r>
+              <w:rPr>
+                <w:rFonts w:ascii="Courier New" w:hAnsi="Courier New" w:cs="Courier New"/>
+                <w:szCs w:val="26"/>
+                <w:lang w:eastAsia="fr-CA"/>
+              </w:rPr>
+              <w:t>nomDuFichier</w:t>
+            </w:r>
+            <w:proofErr w:type="spellEnd"/>
             <w:r>
               <w:rPr>
                 <w:rFonts w:ascii="Courier New" w:hAnsi="Courier New" w:cs="Courier New"/>
@@ -3783,8 +4770,18 @@
                 <w:szCs w:val="24"/>
                 <w:lang w:eastAsia="fr-CA"/>
               </w:rPr>
-              <w:t> : FileInputStream</w:t>
+              <w:t xml:space="preserve"> : </w:t>
             </w:r>
+            <w:proofErr w:type="spellStart"/>
+            <w:r>
+              <w:rPr>
+                <w:rFonts w:ascii="Courier New" w:hAnsi="Courier New" w:cs="Courier New"/>
+                <w:szCs w:val="24"/>
+                <w:lang w:eastAsia="fr-CA"/>
+              </w:rPr>
+              <w:t>FileInputStream</w:t>
+            </w:r>
+            <w:proofErr w:type="spellEnd"/>
           </w:p>
         </w:tc>
       </w:tr>
@@ -3811,6 +4808,7 @@
                 <w:lang w:eastAsia="fr-CA"/>
               </w:rPr>
             </w:pPr>
+            <w:proofErr w:type="spellStart"/>
             <w:r>
               <w:rPr>
                 <w:rFonts w:ascii="Courier New" w:hAnsi="Courier New" w:cs="Courier New"/>
@@ -3819,6 +4817,7 @@
               </w:rPr>
               <w:t>OutputStreamWriter</w:t>
             </w:r>
+            <w:proofErr w:type="spellEnd"/>
           </w:p>
         </w:tc>
         <w:tc>
@@ -3871,6 +4870,7 @@
                 <w:lang w:eastAsia="fr-CA"/>
               </w:rPr>
             </w:pPr>
+            <w:proofErr w:type="spellStart"/>
             <w:r>
               <w:rPr>
                 <w:rFonts w:ascii="Courier New" w:hAnsi="Courier New" w:cs="Courier New"/>
@@ -3879,6 +4879,7 @@
               </w:rPr>
               <w:t>InputStreamReader</w:t>
             </w:r>
+            <w:proofErr w:type="spellEnd"/>
           </w:p>
         </w:tc>
       </w:tr>
@@ -3905,6 +4906,7 @@
                 <w:lang w:eastAsia="fr-CA"/>
               </w:rPr>
             </w:pPr>
+            <w:proofErr w:type="spellStart"/>
             <w:r>
               <w:rPr>
                 <w:rFonts w:ascii="Courier New" w:hAnsi="Courier New" w:cs="Courier New"/>
@@ -3913,6 +4915,7 @@
               </w:rPr>
               <w:t>BufferedWriter</w:t>
             </w:r>
+            <w:proofErr w:type="spellEnd"/>
           </w:p>
         </w:tc>
         <w:tc>
@@ -3942,8 +4945,39 @@
                 <w:szCs w:val="26"/>
                 <w:lang w:eastAsia="fr-CA"/>
               </w:rPr>
-              <w:t>Tampon accélérant le processus d’écriture ( ne pas oublier de fermer le flux à la fin de l’utilisation  )</w:t>
+              <w:t xml:space="preserve">Tampon accélérant le processus d’écriture </w:t>
             </w:r>
+            <w:proofErr w:type="gramStart"/>
+            <w:r>
+              <w:rPr>
+                <w:rFonts w:cstheme="minorHAnsi"/>
+                <w:sz w:val="26"/>
+                <w:szCs w:val="26"/>
+                <w:lang w:eastAsia="fr-CA"/>
+              </w:rPr>
+              <w:t>( ne</w:t>
+            </w:r>
+            <w:proofErr w:type="gramEnd"/>
+            <w:r>
+              <w:rPr>
+                <w:rFonts w:cstheme="minorHAnsi"/>
+                <w:sz w:val="26"/>
+                <w:szCs w:val="26"/>
+                <w:lang w:eastAsia="fr-CA"/>
+              </w:rPr>
+              <w:t xml:space="preserve"> pas oublier de fermer le flux à la fin de </w:t>
+            </w:r>
+            <w:proofErr w:type="gramStart"/>
+            <w:r>
+              <w:rPr>
+                <w:rFonts w:cstheme="minorHAnsi"/>
+                <w:sz w:val="26"/>
+                <w:szCs w:val="26"/>
+                <w:lang w:eastAsia="fr-CA"/>
+              </w:rPr>
+              <w:t>l’utilisation  )</w:t>
+            </w:r>
+            <w:proofErr w:type="gramEnd"/>
           </w:p>
         </w:tc>
         <w:tc>
@@ -3965,6 +4999,7 @@
                 <w:lang w:eastAsia="fr-CA"/>
               </w:rPr>
             </w:pPr>
+            <w:proofErr w:type="spellStart"/>
             <w:r>
               <w:rPr>
                 <w:rFonts w:ascii="Courier New" w:hAnsi="Courier New" w:cs="Courier New"/>
@@ -3973,6 +5008,7 @@
               </w:rPr>
               <w:t>BufferedReader</w:t>
             </w:r>
+            <w:proofErr w:type="spellEnd"/>
           </w:p>
         </w:tc>
       </w:tr>
@@ -3993,11 +5029,23 @@
         <w:pStyle w:val="C54"/>
       </w:pPr>
       <w:r>
-        <w:lastRenderedPageBreak/>
         <w:t xml:space="preserve">JAVA PUR </w:t>
       </w:r>
-      <w:r>
-        <w:t xml:space="preserve">( PAS EN ANDROID ) </w:t>
+      <w:proofErr w:type="gramStart"/>
+      <w:r>
+        <w:t>( PAS</w:t>
+      </w:r>
+      <w:proofErr w:type="gramEnd"/>
+      <w:r>
+        <w:t xml:space="preserve"> EN </w:t>
+      </w:r>
+      <w:proofErr w:type="gramStart"/>
+      <w:r>
+        <w:t>ANDROID )</w:t>
+      </w:r>
+      <w:proofErr w:type="gramEnd"/>
+      <w:r>
+        <w:t xml:space="preserve"> </w:t>
       </w:r>
     </w:p>
     <w:tbl>
@@ -4133,7 +5181,52 @@
                 <w:szCs w:val="26"/>
                 <w:lang w:val="en-CA" w:eastAsia="fr-CA"/>
               </w:rPr>
-              <w:t>new FileWriter ou new FileOutput</w:t>
+              <w:t xml:space="preserve">new </w:t>
+            </w:r>
+            <w:proofErr w:type="spellStart"/>
+            <w:r>
+              <w:rPr>
+                <w:rFonts w:ascii="Courier New" w:hAnsi="Courier New" w:cs="Courier New"/>
+                <w:szCs w:val="26"/>
+                <w:lang w:val="en-CA" w:eastAsia="fr-CA"/>
+              </w:rPr>
+              <w:t>FileWriter</w:t>
+            </w:r>
+            <w:proofErr w:type="spellEnd"/>
+            <w:r>
+              <w:rPr>
+                <w:rFonts w:ascii="Courier New" w:hAnsi="Courier New" w:cs="Courier New"/>
+                <w:szCs w:val="26"/>
+                <w:lang w:val="en-CA" w:eastAsia="fr-CA"/>
+              </w:rPr>
+              <w:t xml:space="preserve"> </w:t>
+            </w:r>
+            <w:proofErr w:type="spellStart"/>
+            <w:r>
+              <w:rPr>
+                <w:rFonts w:ascii="Courier New" w:hAnsi="Courier New" w:cs="Courier New"/>
+                <w:szCs w:val="26"/>
+                <w:lang w:val="en-CA" w:eastAsia="fr-CA"/>
+              </w:rPr>
+              <w:t>ou</w:t>
+            </w:r>
+            <w:proofErr w:type="spellEnd"/>
+            <w:r>
+              <w:rPr>
+                <w:rFonts w:ascii="Courier New" w:hAnsi="Courier New" w:cs="Courier New"/>
+                <w:szCs w:val="26"/>
+                <w:lang w:val="en-CA" w:eastAsia="fr-CA"/>
+              </w:rPr>
+              <w:t xml:space="preserve"> new </w:t>
+            </w:r>
+            <w:proofErr w:type="spellStart"/>
+            <w:r>
+              <w:rPr>
+                <w:rFonts w:ascii="Courier New" w:hAnsi="Courier New" w:cs="Courier New"/>
+                <w:szCs w:val="26"/>
+                <w:lang w:val="en-CA" w:eastAsia="fr-CA"/>
+              </w:rPr>
+              <w:t>FileOutput</w:t>
             </w:r>
             <w:r>
               <w:rPr>
@@ -4143,6 +5236,7 @@
               </w:rPr>
               <w:t>Stream</w:t>
             </w:r>
+            <w:proofErr w:type="spellEnd"/>
           </w:p>
         </w:tc>
         <w:tc>
@@ -4194,7 +5288,31 @@
                 <w:szCs w:val="26"/>
                 <w:lang w:eastAsia="fr-CA"/>
               </w:rPr>
-              <w:t>de caractères  ou un flux d’octets</w:t>
+              <w:t xml:space="preserve">de </w:t>
+            </w:r>
+            <w:proofErr w:type="gramStart"/>
+            <w:r>
+              <w:rPr>
+                <w:rFonts w:cstheme="minorHAnsi"/>
+                <w:b/>
+                <w:bCs/>
+                <w:sz w:val="26"/>
+                <w:szCs w:val="26"/>
+                <w:lang w:eastAsia="fr-CA"/>
+              </w:rPr>
+              <w:t>caractères  ou</w:t>
+            </w:r>
+            <w:proofErr w:type="gramEnd"/>
+            <w:r>
+              <w:rPr>
+                <w:rFonts w:cstheme="minorHAnsi"/>
+                <w:b/>
+                <w:bCs/>
+                <w:sz w:val="26"/>
+                <w:szCs w:val="26"/>
+                <w:lang w:eastAsia="fr-CA"/>
+              </w:rPr>
+              <w:t xml:space="preserve"> un flux d’octets</w:t>
             </w:r>
           </w:p>
         </w:tc>
@@ -4223,7 +5341,52 @@
                 <w:szCs w:val="24"/>
                 <w:lang w:val="en-CA" w:eastAsia="fr-CA"/>
               </w:rPr>
-              <w:t>new FileReader ou new F</w:t>
+              <w:t xml:space="preserve">new </w:t>
+            </w:r>
+            <w:proofErr w:type="spellStart"/>
+            <w:r>
+              <w:rPr>
+                <w:rFonts w:ascii="Courier New" w:hAnsi="Courier New" w:cs="Courier New"/>
+                <w:szCs w:val="24"/>
+                <w:lang w:val="en-CA" w:eastAsia="fr-CA"/>
+              </w:rPr>
+              <w:t>FileReader</w:t>
+            </w:r>
+            <w:proofErr w:type="spellEnd"/>
+            <w:r>
+              <w:rPr>
+                <w:rFonts w:ascii="Courier New" w:hAnsi="Courier New" w:cs="Courier New"/>
+                <w:szCs w:val="24"/>
+                <w:lang w:val="en-CA" w:eastAsia="fr-CA"/>
+              </w:rPr>
+              <w:t xml:space="preserve"> </w:t>
+            </w:r>
+            <w:proofErr w:type="spellStart"/>
+            <w:r>
+              <w:rPr>
+                <w:rFonts w:ascii="Courier New" w:hAnsi="Courier New" w:cs="Courier New"/>
+                <w:szCs w:val="24"/>
+                <w:lang w:val="en-CA" w:eastAsia="fr-CA"/>
+              </w:rPr>
+              <w:t>ou</w:t>
+            </w:r>
+            <w:proofErr w:type="spellEnd"/>
+            <w:r>
+              <w:rPr>
+                <w:rFonts w:ascii="Courier New" w:hAnsi="Courier New" w:cs="Courier New"/>
+                <w:szCs w:val="24"/>
+                <w:lang w:val="en-CA" w:eastAsia="fr-CA"/>
+              </w:rPr>
+              <w:t xml:space="preserve"> new </w:t>
+            </w:r>
+            <w:proofErr w:type="spellStart"/>
+            <w:r>
+              <w:rPr>
+                <w:rFonts w:ascii="Courier New" w:hAnsi="Courier New" w:cs="Courier New"/>
+                <w:szCs w:val="24"/>
+                <w:lang w:val="en-CA" w:eastAsia="fr-CA"/>
+              </w:rPr>
+              <w:t>F</w:t>
             </w:r>
             <w:r>
               <w:rPr>
@@ -4233,6 +5396,7 @@
               </w:rPr>
               <w:t>ileInputStream</w:t>
             </w:r>
+            <w:proofErr w:type="spellEnd"/>
           </w:p>
         </w:tc>
       </w:tr>
@@ -4259,14 +5423,34 @@
                 <w:lang w:eastAsia="fr-CA"/>
               </w:rPr>
             </w:pPr>
+            <w:proofErr w:type="spellStart"/>
             <w:r>
               <w:rPr>
                 <w:rFonts w:ascii="Courier New" w:hAnsi="Courier New" w:cs="Courier New"/>
                 <w:szCs w:val="26"/>
                 <w:lang w:eastAsia="fr-CA"/>
               </w:rPr>
-              <w:t>BufferedWriter ou BufferedOutputStream</w:t>
+              <w:t>BufferedWriter</w:t>
             </w:r>
+            <w:proofErr w:type="spellEnd"/>
+            <w:r>
+              <w:rPr>
+                <w:rFonts w:ascii="Courier New" w:hAnsi="Courier New" w:cs="Courier New"/>
+                <w:szCs w:val="26"/>
+                <w:lang w:eastAsia="fr-CA"/>
+              </w:rPr>
+              <w:t xml:space="preserve"> ou </w:t>
+            </w:r>
+            <w:proofErr w:type="spellStart"/>
+            <w:r>
+              <w:rPr>
+                <w:rFonts w:ascii="Courier New" w:hAnsi="Courier New" w:cs="Courier New"/>
+                <w:szCs w:val="26"/>
+                <w:lang w:eastAsia="fr-CA"/>
+              </w:rPr>
+              <w:t>BufferedOutputStream</w:t>
+            </w:r>
+            <w:proofErr w:type="spellEnd"/>
           </w:p>
         </w:tc>
         <w:tc>
@@ -4296,8 +5480,39 @@
                 <w:szCs w:val="26"/>
                 <w:lang w:eastAsia="fr-CA"/>
               </w:rPr>
-              <w:t>Tampon accélérant le processus d’écriture ( ne pas oublier de fermer le flux à la fin de l’utilisation  )</w:t>
+              <w:t xml:space="preserve">Tampon accélérant le processus d’écriture </w:t>
             </w:r>
+            <w:proofErr w:type="gramStart"/>
+            <w:r>
+              <w:rPr>
+                <w:rFonts w:cstheme="minorHAnsi"/>
+                <w:sz w:val="26"/>
+                <w:szCs w:val="26"/>
+                <w:lang w:eastAsia="fr-CA"/>
+              </w:rPr>
+              <w:t>( ne</w:t>
+            </w:r>
+            <w:proofErr w:type="gramEnd"/>
+            <w:r>
+              <w:rPr>
+                <w:rFonts w:cstheme="minorHAnsi"/>
+                <w:sz w:val="26"/>
+                <w:szCs w:val="26"/>
+                <w:lang w:eastAsia="fr-CA"/>
+              </w:rPr>
+              <w:t xml:space="preserve"> pas oublier de fermer le flux à la fin de </w:t>
+            </w:r>
+            <w:proofErr w:type="gramStart"/>
+            <w:r>
+              <w:rPr>
+                <w:rFonts w:cstheme="minorHAnsi"/>
+                <w:sz w:val="26"/>
+                <w:szCs w:val="26"/>
+                <w:lang w:eastAsia="fr-CA"/>
+              </w:rPr>
+              <w:t>l’utilisation  )</w:t>
+            </w:r>
+            <w:proofErr w:type="gramEnd"/>
           </w:p>
         </w:tc>
         <w:tc>
@@ -4319,14 +5534,34 @@
                 <w:lang w:eastAsia="fr-CA"/>
               </w:rPr>
             </w:pPr>
+            <w:proofErr w:type="spellStart"/>
             <w:r>
               <w:rPr>
                 <w:rFonts w:ascii="Courier New" w:hAnsi="Courier New" w:cs="Courier New"/>
                 <w:szCs w:val="24"/>
                 <w:lang w:eastAsia="fr-CA"/>
               </w:rPr>
-              <w:t>BufferedReader ou BufferedInputStream</w:t>
+              <w:t>BufferedReader</w:t>
             </w:r>
+            <w:proofErr w:type="spellEnd"/>
+            <w:r>
+              <w:rPr>
+                <w:rFonts w:ascii="Courier New" w:hAnsi="Courier New" w:cs="Courier New"/>
+                <w:szCs w:val="24"/>
+                <w:lang w:eastAsia="fr-CA"/>
+              </w:rPr>
+              <w:t xml:space="preserve"> ou </w:t>
+            </w:r>
+            <w:proofErr w:type="spellStart"/>
+            <w:r>
+              <w:rPr>
+                <w:rFonts w:ascii="Courier New" w:hAnsi="Courier New" w:cs="Courier New"/>
+                <w:szCs w:val="24"/>
+                <w:lang w:eastAsia="fr-CA"/>
+              </w:rPr>
+              <w:t>BufferedInputStream</w:t>
+            </w:r>
+            <w:proofErr w:type="spellEnd"/>
           </w:p>
         </w:tc>
       </w:tr>
@@ -4442,6 +5677,7 @@
       <w:r>
         <w:t> </w:t>
       </w:r>
+      <w:proofErr w:type="gramStart"/>
       <w:r>
         <w:rPr>
           <w:i/>
@@ -4461,13 +5697,38 @@
           <w:i/>
           <w:iCs/>
         </w:rPr>
-        <w:t>0 min )</w:t>
-      </w:r>
-      <w:r>
+        <w:t>0</w:t>
+      </w:r>
+      <w:proofErr w:type="gramEnd"/>
+      <w:r>
+        <w:rPr>
+          <w:i/>
+          <w:iCs/>
+        </w:rPr>
         <w:t xml:space="preserve"> </w:t>
       </w:r>
-      <w:r>
-        <w:t>: faites la gestion du bouton de l’activité « ajouter » dans le projet Mémos de manière à ce que le nouveau mémo soit sauvegardé dans un fichier texte en stockage interne</w:t>
+      <w:proofErr w:type="gramStart"/>
+      <w:r>
+        <w:rPr>
+          <w:i/>
+          <w:iCs/>
+        </w:rPr>
+        <w:t>min )</w:t>
+      </w:r>
+      <w:proofErr w:type="gramEnd"/>
+      <w:r>
+        <w:t xml:space="preserve"> </w:t>
+      </w:r>
+      <w:r>
+        <w:t xml:space="preserve">: faites la gestion du bouton de l’activité « ajouter » dans le projet Mémos </w:t>
+      </w:r>
+      <w:proofErr w:type="gramStart"/>
+      <w:r>
+        <w:t>de manière à ce</w:t>
+      </w:r>
+      <w:proofErr w:type="gramEnd"/>
+      <w:r>
+        <w:t xml:space="preserve"> que le nouveau mémo soit sauvegardé dans un fichier texte en stockage interne</w:t>
       </w:r>
       <w:r>
         <w:t xml:space="preserve"> </w:t>
@@ -4562,6 +5823,7 @@
       <w:r>
         <w:t> </w:t>
       </w:r>
+      <w:proofErr w:type="gramStart"/>
       <w:r>
         <w:rPr>
           <w:i/>
@@ -4581,10 +5843,30 @@
           <w:i/>
           <w:iCs/>
         </w:rPr>
-        <w:t>0 min</w:t>
-      </w:r>
-      <w:r>
-        <w:t xml:space="preserve"> ) </w:t>
+        <w:t>0</w:t>
+      </w:r>
+      <w:proofErr w:type="gramEnd"/>
+      <w:r>
+        <w:rPr>
+          <w:i/>
+          <w:iCs/>
+        </w:rPr>
+        <w:t xml:space="preserve"> </w:t>
+      </w:r>
+      <w:proofErr w:type="gramStart"/>
+      <w:r>
+        <w:rPr>
+          <w:i/>
+          <w:iCs/>
+        </w:rPr>
+        <w:t>min</w:t>
+      </w:r>
+      <w:r>
+        <w:t xml:space="preserve"> )</w:t>
+      </w:r>
+      <w:proofErr w:type="gramEnd"/>
+      <w:r>
+        <w:t xml:space="preserve"> </w:t>
       </w:r>
       <w:r>
         <w:t xml:space="preserve">: </w:t>
@@ -4593,7 +5875,15 @@
         <w:t>f</w:t>
       </w:r>
       <w:r>
-        <w:t>aire la gestion du bouton Afficher de l’activité de départ de manière à ce que les mémos affichés soient ceux indiqués dans le fichier en stockage interne de l’exercice 1</w:t>
+        <w:t xml:space="preserve">aire la gestion du bouton Afficher de l’activité de départ </w:t>
+      </w:r>
+      <w:proofErr w:type="gramStart"/>
+      <w:r>
+        <w:t>de manière à ce</w:t>
+      </w:r>
+      <w:proofErr w:type="gramEnd"/>
+      <w:r>
+        <w:t xml:space="preserve"> que les mémos affichés soient ceux indiqués dans le fichier en stockage interne de l’exercice 1</w:t>
       </w:r>
     </w:p>
     <w:p/>
@@ -4605,19 +5895,72 @@
         <w:t xml:space="preserve">*** le fichier utilisé peut-être vu en tant que développeur </w:t>
       </w:r>
       <w:r>
-        <w:t xml:space="preserve">dans le Device File Explorer ( Menui View </w:t>
+        <w:t xml:space="preserve">dans le </w:t>
+      </w:r>
+      <w:proofErr w:type="spellStart"/>
+      <w:r>
+        <w:t>Device</w:t>
+      </w:r>
+      <w:proofErr w:type="spellEnd"/>
+      <w:r>
+        <w:t xml:space="preserve"> File Explorer </w:t>
+      </w:r>
+      <w:proofErr w:type="gramStart"/>
+      <w:r>
+        <w:t>( </w:t>
+      </w:r>
+      <w:proofErr w:type="spellStart"/>
+      <w:r>
+        <w:t>Menui</w:t>
+      </w:r>
+      <w:proofErr w:type="spellEnd"/>
+      <w:proofErr w:type="gramEnd"/>
+      <w:r>
+        <w:t xml:space="preserve"> </w:t>
+      </w:r>
+      <w:proofErr w:type="spellStart"/>
+      <w:r>
+        <w:t>View</w:t>
+      </w:r>
+      <w:proofErr w:type="spellEnd"/>
+      <w:r>
+        <w:t xml:space="preserve"> </w:t>
       </w:r>
       <w:r>
         <w:sym w:font="Wingdings" w:char="F0E0"/>
       </w:r>
       <w:r>
-        <w:t xml:space="preserve"> Tool Window </w:t>
+        <w:t xml:space="preserve"> Tool </w:t>
+      </w:r>
+      <w:proofErr w:type="spellStart"/>
+      <w:r>
+        <w:t>Window</w:t>
+      </w:r>
+      <w:proofErr w:type="spellEnd"/>
+      <w:r>
+        <w:t xml:space="preserve"> </w:t>
       </w:r>
       <w:r>
         <w:sym w:font="Wingdings" w:char="F0E0"/>
       </w:r>
       <w:r>
-        <w:t xml:space="preserve"> Device Explorer )  </w:t>
+        <w:t xml:space="preserve"> </w:t>
+      </w:r>
+      <w:proofErr w:type="spellStart"/>
+      <w:r>
+        <w:t>Device</w:t>
+      </w:r>
+      <w:proofErr w:type="spellEnd"/>
+      <w:r>
+        <w:t xml:space="preserve"> </w:t>
+      </w:r>
+      <w:proofErr w:type="gramStart"/>
+      <w:r>
+        <w:t>Explorer )</w:t>
+      </w:r>
+      <w:proofErr w:type="gramEnd"/>
+      <w:r>
+        <w:t xml:space="preserve">  </w:t>
       </w:r>
       <w:r>
         <w:t>dans le dossier</w:t>
@@ -4652,22 +5995,63 @@
           <w:b/>
           <w:bCs/>
         </w:rPr>
-        <w:t>Où sont disparus les try / catch en Kotlin ?</w:t>
-      </w:r>
+        <w:t xml:space="preserve">Où sont disparus les </w:t>
+      </w:r>
+      <w:proofErr w:type="spellStart"/>
       <w:r>
         <w:rPr>
           <w:b/>
           <w:bCs/>
         </w:rPr>
-        <w:t xml:space="preserve"> </w:t>
-      </w:r>
+        <w:t>try</w:t>
+      </w:r>
+      <w:proofErr w:type="spellEnd"/>
       <w:r>
         <w:rPr>
           <w:b/>
           <w:bCs/>
         </w:rPr>
+        <w:t xml:space="preserve"> / catch en </w:t>
+      </w:r>
+      <w:proofErr w:type="spellStart"/>
+      <w:r>
+        <w:rPr>
+          <w:b/>
+          <w:bCs/>
+        </w:rPr>
+        <w:t>Kotlin</w:t>
+      </w:r>
+      <w:proofErr w:type="spellEnd"/>
+      <w:r>
+        <w:rPr>
+          <w:b/>
+          <w:bCs/>
+        </w:rPr>
+        <w:t xml:space="preserve"> </w:t>
+      </w:r>
+      <w:proofErr w:type="gramStart"/>
+      <w:r>
+        <w:rPr>
+          <w:b/>
+          <w:bCs/>
+        </w:rPr>
+        <w:t>?</w:t>
+      </w:r>
+      <w:r>
+        <w:rPr>
+          <w:b/>
+          <w:bCs/>
+        </w:rPr>
+        <w:t xml:space="preserve"> </w:t>
+      </w:r>
+      <w:r>
+        <w:rPr>
+          <w:b/>
+          <w:bCs/>
+        </w:rPr>
         <w:t xml:space="preserve"> :</w:t>
       </w:r>
+      <w:proofErr w:type="gramEnd"/>
     </w:p>
     <w:sdt>
       <w:sdtPr>
@@ -5088,14 +6472,30 @@
             <w:i/>
             <w:color w:val="C00000"/>
           </w:rPr>
-          <w:t xml:space="preserve"> Éric Labont</w:t>
+          <w:t xml:space="preserve"> Éric </w:t>
+        </w:r>
+        <w:proofErr w:type="spellStart"/>
+        <w:r>
+          <w:rPr>
+            <w:i/>
+            <w:color w:val="C00000"/>
+          </w:rPr>
+          <w:t>Labont</w:t>
         </w:r>
         <w:r>
           <w:rPr>
             <w:i/>
             <w:color w:val="C00000"/>
           </w:rPr>
-          <w:t>é, Cégep du Vieux Montréal</w:t>
+          <w:t>é</w:t>
+        </w:r>
+        <w:proofErr w:type="spellEnd"/>
+        <w:r>
+          <w:rPr>
+            <w:i/>
+            <w:color w:val="C00000"/>
+          </w:rPr>
+          <w:t>, Cégep du Vieux Montréal</w:t>
         </w:r>
       </w:p>
     </w:sdtContent>
@@ -5233,7 +6633,6 @@
                             <w:dataBinding w:prefixMappings="xmlns:ns0='http://purl.org/dc/elements/1.1/' xmlns:ns1='http://schemas.openxmlformats.org/package/2006/metadata/core-properties' " w:xpath="/ns1:coreProperties[1]/ns0:title[1]" w:storeItemID="{6C3C8BC8-F283-45AE-878A-BAB7291924A1}"/>
                             <w:text/>
                           </w:sdtPr>
-                          <w:sdtEndPr/>
                           <w:sdtContent>
                             <w:p>
                               <w:pPr>
@@ -5312,7 +6711,6 @@
                       <w:dataBinding w:prefixMappings="xmlns:ns0='http://purl.org/dc/elements/1.1/' xmlns:ns1='http://schemas.openxmlformats.org/package/2006/metadata/core-properties' " w:xpath="/ns1:coreProperties[1]/ns0:title[1]" w:storeItemID="{6C3C8BC8-F283-45AE-878A-BAB7291924A1}"/>
                       <w:text/>
                     </w:sdtPr>
-                    <w:sdtEndPr/>
                     <w:sdtContent>
                       <w:p>
                         <w:pPr>
@@ -9904,6 +11302,7 @@
     <w:sig w:usb0="E4002EFF" w:usb1="C200247B" w:usb2="00000009" w:usb3="00000000" w:csb0="000001FF" w:csb1="00000000"/>
   </w:font>
   <w:font w:name="Aptos">
+    <w:altName w:val="Calibri"/>
     <w:charset w:val="00"/>
     <w:family w:val="swiss"/>
     <w:pitch w:val="variable"/>
@@ -9943,8 +11342,10 @@
     <w:rsid w:val="00560390"/>
     <w:rsid w:val="005803BD"/>
     <w:rsid w:val="005B0B83"/>
+    <w:rsid w:val="00637AEF"/>
     <w:rsid w:val="0070733A"/>
     <w:rsid w:val="00804289"/>
+    <w:rsid w:val="0080478D"/>
     <w:rsid w:val="00854C72"/>
     <w:rsid w:val="00881536"/>
     <w:rsid w:val="00904C7B"/>
